--- a/Cours/6eme/SaintExupery/Chapitre_5_1/Documents/Chapitre 5 - Partie 1 - Droites et segments (Complet).docx
+++ b/Cours/6eme/SaintExupery/Chapitre_5_1/Documents/Chapitre 5 - Partie 1 - Droites et segments (Complet).docx
@@ -4006,21 +4006,7 @@
                                 <w:rFonts w:ascii="Cambria Math" w:eastAsia="Times New Roman" w:hAnsi="Cambria Math" w:cstheme="minorHAnsi"/>
                                 <w:lang w:eastAsia="fr-FR"/>
                               </w:rPr>
-                              <w:t xml:space="preserve">On dit </w:t>
-                            </w:r>
-                            <w:r>
-                              <w:rPr>
-                                <w:rFonts w:ascii="Cambria Math" w:eastAsia="Times New Roman" w:hAnsi="Cambria Math" w:cstheme="minorHAnsi"/>
-                                <w:lang w:eastAsia="fr-FR"/>
-                              </w:rPr>
-                              <w:t>qu’un</w:t>
-                            </w:r>
-                            <w:r>
-                              <w:rPr>
-                                <w:rFonts w:ascii="Cambria Math" w:eastAsia="Times New Roman" w:hAnsi="Cambria Math" w:cstheme="minorHAnsi"/>
-                                <w:lang w:eastAsia="fr-FR"/>
-                              </w:rPr>
-                              <w:t xml:space="preserve"> point </w:t>
+                              <w:t xml:space="preserve">On dit qu’un point </w:t>
                             </w:r>
                             <w:r>
                               <w:rPr>
@@ -4035,21 +4021,7 @@
                                 <w:rFonts w:ascii="Cambria Math" w:eastAsia="Times New Roman" w:hAnsi="Cambria Math" w:cstheme="minorHAnsi"/>
                                 <w:lang w:eastAsia="fr-FR"/>
                               </w:rPr>
-                              <w:t xml:space="preserve">à une figure </w:t>
-                            </w:r>
-                            <w:r>
-                              <w:rPr>
-                                <w:rFonts w:ascii="Cambria Math" w:eastAsia="Times New Roman" w:hAnsi="Cambria Math" w:cstheme="minorHAnsi"/>
-                                <w:lang w:eastAsia="fr-FR"/>
-                              </w:rPr>
-                              <w:t>s’il</w:t>
-                            </w:r>
-                            <w:r>
-                              <w:rPr>
-                                <w:rFonts w:ascii="Cambria Math" w:eastAsia="Times New Roman" w:hAnsi="Cambria Math" w:cstheme="minorHAnsi"/>
-                                <w:lang w:eastAsia="fr-FR"/>
-                              </w:rPr>
-                              <w:t xml:space="preserve"> se trouve dessus. On utilise pour noter cela le symbole :</w:t>
+                              <w:t>à une figure s’il se trouve dessus. On utilise pour noter cela le symbole :</w:t>
                             </w:r>
                           </w:p>
                           <w:p>
@@ -4321,7 +4293,7 @@
       <w:pPr>
         <w:spacing w:after="0" w:line="240" w:lineRule="auto"/>
         <w:rPr>
-          <w:rFonts w:ascii="Verdana" w:eastAsia="Times New Roman" w:hAnsi="Verdana" w:cstheme="minorHAnsi"/>
+          <w:rFonts w:ascii="Verdana" w:eastAsia="Times New Roman" w:hAnsi="Verdana" w:cs="Arial"/>
           <w:sz w:val="24"/>
           <w:szCs w:val="24"/>
           <w:lang w:eastAsia="fr-FR"/>
@@ -4332,18 +4304,18 @@
           <w:noProof/>
         </w:rPr>
         <w:drawing>
-          <wp:anchor distT="0" distB="0" distL="114300" distR="114300" simplePos="0" relativeHeight="251667456" behindDoc="0" locked="0" layoutInCell="1" allowOverlap="1" wp14:anchorId="4CBF9865" wp14:editId="65750DEF">
+          <wp:anchor distT="0" distB="0" distL="114300" distR="114300" simplePos="0" relativeHeight="251667456" behindDoc="0" locked="0" layoutInCell="1" allowOverlap="1" wp14:anchorId="2A33A315" wp14:editId="448AEE18">
             <wp:simplePos x="0" y="0"/>
             <wp:positionH relativeFrom="margin">
-              <wp:align>left</wp:align>
+              <wp:posOffset>-116205</wp:posOffset>
             </wp:positionH>
             <wp:positionV relativeFrom="paragraph">
-              <wp:posOffset>193040</wp:posOffset>
+              <wp:posOffset>51435</wp:posOffset>
             </wp:positionV>
-            <wp:extent cx="1557655" cy="661035"/>
-            <wp:effectExtent l="0" t="0" r="4445" b="5715"/>
+            <wp:extent cx="2324100" cy="1118235"/>
+            <wp:effectExtent l="0" t="0" r="0" b="5715"/>
             <wp:wrapSquare wrapText="bothSides"/>
-            <wp:docPr id="13" name="Graphique 13"/>
+            <wp:docPr id="12" name="Graphique 12"/>
             <wp:cNvGraphicFramePr>
               <a:graphicFrameLocks xmlns:a="http://schemas.openxmlformats.org/drawingml/2006/main" noChangeAspect="1"/>
             </wp:cNvGraphicFramePr>
@@ -4372,7 +4344,7 @@
                   <pic:spPr>
                     <a:xfrm>
                       <a:off x="0" y="0"/>
-                      <a:ext cx="1557655" cy="661035"/>
+                      <a:ext cx="2324100" cy="1118235"/>
                     </a:xfrm>
                     <a:prstGeom prst="rect">
                       <a:avLst/>
@@ -4390,17 +4362,7 @@
           </wp:anchor>
         </w:drawing>
       </w:r>
-    </w:p>
-    <w:p>
-      <w:pPr>
-        <w:spacing w:after="0" w:line="240" w:lineRule="auto"/>
-        <w:rPr>
-          <w:rFonts w:eastAsia="Times New Roman" w:cstheme="minorHAnsi"/>
-          <w:sz w:val="24"/>
-          <w:szCs w:val="24"/>
-          <w:lang w:eastAsia="fr-FR"/>
-        </w:rPr>
-      </w:pPr>
+      <w:bookmarkStart w:id="0" w:name="_Hlk240883111"/>
       <m:oMath>
         <m:r>
           <w:rPr>
@@ -4409,39 +4371,590 @@
             <w:szCs w:val="24"/>
             <w:lang w:eastAsia="fr-FR"/>
           </w:rPr>
-          <m:t>C∈(AB)</m:t>
+          <m:t>C</m:t>
+        </m:r>
+        <m:r>
+          <w:rPr>
+            <w:rFonts w:ascii="Cambria Math" w:eastAsia="Times New Roman" w:hAnsi="Cambria Math" w:cstheme="minorHAnsi"/>
+            <w:sz w:val="24"/>
+            <w:szCs w:val="24"/>
+            <w:lang w:eastAsia="fr-FR"/>
+          </w:rPr>
+          <m:t>∈</m:t>
+        </m:r>
+        <m:r>
+          <w:rPr>
+            <w:rFonts w:ascii="Cambria Math" w:eastAsia="Times New Roman" w:hAnsi="Cambria Math" w:cstheme="minorHAnsi"/>
+            <w:sz w:val="24"/>
+            <w:szCs w:val="24"/>
+            <w:lang w:eastAsia="fr-FR"/>
+          </w:rPr>
+          <m:t>(AB)</m:t>
         </m:r>
       </m:oMath>
       <w:r>
         <w:rPr>
-          <w:rFonts w:eastAsia="Times New Roman" w:cstheme="minorHAnsi"/>
+          <w:rFonts w:ascii="Verdana" w:eastAsia="Times New Roman" w:hAnsi="Verdana" w:cstheme="minorHAnsi"/>
           <w:sz w:val="24"/>
           <w:szCs w:val="24"/>
           <w:lang w:eastAsia="fr-FR"/>
         </w:rPr>
         <w:t xml:space="preserve"> </w:t>
       </w:r>
+      <w:r>
+        <w:rPr>
+          <w:rFonts w:ascii="Arial" w:eastAsia="Times New Roman" w:hAnsi="Arial" w:cs="Arial"/>
+          <w:sz w:val="24"/>
+          <w:szCs w:val="24"/>
+          <w:lang w:eastAsia="fr-FR"/>
+        </w:rPr>
+        <w:t>→</w:t>
+      </w:r>
+      <w:r>
+        <w:rPr>
+          <w:rFonts w:ascii="Verdana" w:eastAsia="Times New Roman" w:hAnsi="Verdana" w:cs="Arial"/>
+          <w:sz w:val="24"/>
+          <w:szCs w:val="24"/>
+          <w:lang w:eastAsia="fr-FR"/>
+        </w:rPr>
+        <w:t xml:space="preserve"> </w:t>
+      </w:r>
+      <m:oMath>
+        <m:r>
+          <w:rPr>
+            <w:rFonts w:ascii="Cambria Math" w:eastAsia="Times New Roman" w:hAnsi="Cambria Math" w:cs="Arial"/>
+            <w:sz w:val="24"/>
+            <w:szCs w:val="24"/>
+            <w:lang w:eastAsia="fr-FR"/>
+          </w:rPr>
+          <m:t>C</m:t>
+        </m:r>
+      </m:oMath>
+      <w:r>
+        <w:rPr>
+          <w:rFonts w:ascii="Verdana" w:eastAsia="Times New Roman" w:hAnsi="Verdana" w:cs="Arial"/>
+          <w:sz w:val="24"/>
+          <w:szCs w:val="24"/>
+          <w:lang w:eastAsia="fr-FR"/>
+        </w:rPr>
+        <w:t xml:space="preserve"> appartient à la droite </w:t>
+      </w:r>
+      <m:oMath>
+        <m:r>
+          <w:rPr>
+            <w:rFonts w:ascii="Cambria Math" w:eastAsia="Times New Roman" w:hAnsi="Cambria Math" w:cs="Arial"/>
+            <w:sz w:val="24"/>
+            <w:szCs w:val="24"/>
+            <w:lang w:eastAsia="fr-FR"/>
+          </w:rPr>
+          <m:t>(AB)</m:t>
+        </m:r>
+      </m:oMath>
     </w:p>
     <w:p>
       <w:pPr>
+        <w:tabs>
+          <w:tab w:val="left" w:pos="7513"/>
+        </w:tabs>
         <w:spacing w:after="0" w:line="240" w:lineRule="auto"/>
         <w:rPr>
-          <w:rFonts w:eastAsia="Times New Roman" w:cstheme="minorHAnsi"/>
-          <w:sz w:val="24"/>
-          <w:szCs w:val="24"/>
-          <w:lang w:eastAsia="fr-FR"/>
-        </w:rPr>
-      </w:pPr>
-      <w:r>
-        <w:rPr>
-          <w:rFonts w:eastAsia="Times New Roman" w:cstheme="minorHAnsi"/>
-          <w:sz w:val="24"/>
-          <w:szCs w:val="24"/>
-          <w:lang w:eastAsia="fr-FR"/>
-        </w:rPr>
-        <w:t>C appartient à (AB)</w:t>
-      </w:r>
+          <w:rFonts w:ascii="Verdana" w:eastAsia="Times New Roman" w:hAnsi="Verdana" w:cs="Arial"/>
+          <w:sz w:val="24"/>
+          <w:szCs w:val="24"/>
+          <w:lang w:eastAsia="fr-FR"/>
+        </w:rPr>
+      </w:pPr>
+      <m:oMath>
+        <m:r>
+          <w:rPr>
+            <w:rFonts w:ascii="Cambria Math" w:eastAsia="Times New Roman" w:hAnsi="Cambria Math" w:cstheme="minorHAnsi"/>
+            <w:sz w:val="24"/>
+            <w:szCs w:val="24"/>
+            <w:lang w:eastAsia="fr-FR"/>
+          </w:rPr>
+          <m:t>B∈[</m:t>
+        </m:r>
+        <m:r>
+          <w:rPr>
+            <w:rFonts w:ascii="Cambria Math" w:eastAsia="Times New Roman" w:hAnsi="Cambria Math" w:cstheme="minorHAnsi"/>
+            <w:sz w:val="24"/>
+            <w:szCs w:val="24"/>
+            <w:lang w:eastAsia="fr-FR"/>
+          </w:rPr>
+          <m:t>A</m:t>
+        </m:r>
+        <m:r>
+          <w:rPr>
+            <w:rFonts w:ascii="Cambria Math" w:eastAsia="Times New Roman" w:hAnsi="Cambria Math" w:cstheme="minorHAnsi"/>
+            <w:sz w:val="24"/>
+            <w:szCs w:val="24"/>
+            <w:lang w:eastAsia="fr-FR"/>
+          </w:rPr>
+          <m:t>C]</m:t>
+        </m:r>
+      </m:oMath>
+      <w:r>
+        <w:rPr>
+          <w:rFonts w:ascii="Verdana" w:eastAsia="Times New Roman" w:hAnsi="Verdana" w:cstheme="minorHAnsi"/>
+          <w:sz w:val="24"/>
+          <w:szCs w:val="24"/>
+          <w:lang w:eastAsia="fr-FR"/>
+        </w:rPr>
+        <w:t xml:space="preserve"> </w:t>
+      </w:r>
+      <w:r>
+        <w:rPr>
+          <w:rFonts w:ascii="Arial" w:eastAsia="Times New Roman" w:hAnsi="Arial" w:cs="Arial"/>
+          <w:sz w:val="24"/>
+          <w:szCs w:val="24"/>
+          <w:lang w:eastAsia="fr-FR"/>
+        </w:rPr>
+        <w:t>→</w:t>
+      </w:r>
+      <w:r>
+        <w:rPr>
+          <w:rFonts w:ascii="Verdana" w:eastAsia="Times New Roman" w:hAnsi="Verdana" w:cs="Arial"/>
+          <w:sz w:val="24"/>
+          <w:szCs w:val="24"/>
+          <w:lang w:eastAsia="fr-FR"/>
+        </w:rPr>
+        <w:t xml:space="preserve"> </w:t>
+      </w:r>
+      <m:oMath>
+        <m:r>
+          <w:rPr>
+            <w:rFonts w:ascii="Cambria Math" w:eastAsia="Times New Roman" w:hAnsi="Cambria Math" w:cs="Arial"/>
+            <w:sz w:val="24"/>
+            <w:szCs w:val="24"/>
+            <w:lang w:eastAsia="fr-FR"/>
+          </w:rPr>
+          <m:t>C</m:t>
+        </m:r>
+      </m:oMath>
+      <w:r>
+        <w:rPr>
+          <w:rFonts w:ascii="Verdana" w:eastAsia="Times New Roman" w:hAnsi="Verdana" w:cs="Arial"/>
+          <w:sz w:val="24"/>
+          <w:szCs w:val="24"/>
+          <w:lang w:eastAsia="fr-FR"/>
+        </w:rPr>
+        <w:t xml:space="preserve"> appartient</w:t>
+      </w:r>
+      <w:r>
+        <w:rPr>
+          <w:rFonts w:ascii="Verdana" w:eastAsia="Times New Roman" w:hAnsi="Verdana" w:cs="Arial"/>
+          <w:sz w:val="24"/>
+          <w:szCs w:val="24"/>
+          <w:lang w:eastAsia="fr-FR"/>
+        </w:rPr>
+        <w:t xml:space="preserve"> </w:t>
+      </w:r>
+      <w:r>
+        <w:rPr>
+          <w:rFonts w:ascii="Verdana" w:eastAsia="Times New Roman" w:hAnsi="Verdana" w:cs="Arial"/>
+          <w:sz w:val="24"/>
+          <w:szCs w:val="24"/>
+          <w:lang w:eastAsia="fr-FR"/>
+        </w:rPr>
+        <w:t>au segment</w:t>
+      </w:r>
+      <m:oMath>
+        <m:r>
+          <w:rPr>
+            <w:rFonts w:ascii="Cambria Math" w:eastAsia="Times New Roman" w:hAnsi="Cambria Math" w:cs="Arial"/>
+            <w:sz w:val="24"/>
+            <w:szCs w:val="24"/>
+            <w:lang w:eastAsia="fr-FR"/>
+          </w:rPr>
+          <m:t>[</m:t>
+        </m:r>
+        <m:r>
+          <w:rPr>
+            <w:rFonts w:ascii="Cambria Math" w:eastAsia="Times New Roman" w:hAnsi="Cambria Math" w:cs="Arial"/>
+            <w:sz w:val="24"/>
+            <w:szCs w:val="24"/>
+            <w:lang w:eastAsia="fr-FR"/>
+          </w:rPr>
+          <m:t>A</m:t>
+        </m:r>
+        <m:r>
+          <w:rPr>
+            <w:rFonts w:ascii="Cambria Math" w:eastAsia="Times New Roman" w:hAnsi="Cambria Math" w:cs="Arial"/>
+            <w:sz w:val="24"/>
+            <w:szCs w:val="24"/>
+            <w:lang w:eastAsia="fr-FR"/>
+          </w:rPr>
+          <m:t>C]</m:t>
+        </m:r>
+      </m:oMath>
     </w:p>
+    <w:p>
+      <w:pPr>
+        <w:tabs>
+          <w:tab w:val="left" w:pos="7513"/>
+        </w:tabs>
+        <w:spacing w:after="0" w:line="240" w:lineRule="auto"/>
+        <w:rPr>
+          <w:rFonts w:ascii="Verdana" w:eastAsia="Times New Roman" w:hAnsi="Verdana" w:cs="Arial"/>
+          <w:sz w:val="24"/>
+          <w:szCs w:val="24"/>
+          <w:lang w:eastAsia="fr-FR"/>
+        </w:rPr>
+      </w:pPr>
+      <m:oMath>
+        <m:r>
+          <w:rPr>
+            <w:rFonts w:ascii="Cambria Math" w:eastAsia="Times New Roman" w:hAnsi="Cambria Math" w:cstheme="minorHAnsi"/>
+            <w:sz w:val="24"/>
+            <w:szCs w:val="24"/>
+            <w:lang w:eastAsia="fr-FR"/>
+          </w:rPr>
+          <m:t>C∉</m:t>
+        </m:r>
+        <m:r>
+          <w:rPr>
+            <w:rFonts w:ascii="Cambria Math" w:eastAsia="Times New Roman" w:hAnsi="Cambria Math" w:cstheme="minorHAnsi"/>
+            <w:sz w:val="24"/>
+            <w:szCs w:val="24"/>
+            <w:lang w:eastAsia="fr-FR"/>
+          </w:rPr>
+          <m:t>(AB</m:t>
+        </m:r>
+        <m:r>
+          <w:rPr>
+            <w:rFonts w:ascii="Cambria Math" w:eastAsia="Times New Roman" w:hAnsi="Cambria Math" w:cstheme="minorHAnsi"/>
+            <w:sz w:val="24"/>
+            <w:szCs w:val="24"/>
+            <w:lang w:eastAsia="fr-FR"/>
+          </w:rPr>
+          <m:t>]</m:t>
+        </m:r>
+      </m:oMath>
+      <w:r>
+        <w:rPr>
+          <w:rFonts w:ascii="Verdana" w:eastAsia="Times New Roman" w:hAnsi="Verdana" w:cstheme="minorHAnsi"/>
+          <w:sz w:val="24"/>
+          <w:szCs w:val="24"/>
+          <w:lang w:eastAsia="fr-FR"/>
+        </w:rPr>
+        <w:t xml:space="preserve"> </w:t>
+      </w:r>
+      <w:r>
+        <w:rPr>
+          <w:rFonts w:ascii="Arial" w:eastAsia="Times New Roman" w:hAnsi="Arial" w:cs="Arial"/>
+          <w:sz w:val="24"/>
+          <w:szCs w:val="24"/>
+          <w:lang w:eastAsia="fr-FR"/>
+        </w:rPr>
+        <w:t>→</w:t>
+      </w:r>
+      <w:r>
+        <w:rPr>
+          <w:rFonts w:ascii="Verdana" w:eastAsia="Times New Roman" w:hAnsi="Verdana" w:cs="Arial"/>
+          <w:sz w:val="24"/>
+          <w:szCs w:val="24"/>
+          <w:lang w:eastAsia="fr-FR"/>
+        </w:rPr>
+        <w:t xml:space="preserve"> </w:t>
+      </w:r>
+      <m:oMath>
+        <m:r>
+          <w:rPr>
+            <w:rFonts w:ascii="Cambria Math" w:eastAsia="Times New Roman" w:hAnsi="Cambria Math" w:cs="Arial"/>
+            <w:sz w:val="24"/>
+            <w:szCs w:val="24"/>
+            <w:lang w:eastAsia="fr-FR"/>
+          </w:rPr>
+          <m:t>C</m:t>
+        </m:r>
+      </m:oMath>
+      <w:r>
+        <w:rPr>
+          <w:rFonts w:ascii="Verdana" w:eastAsia="Times New Roman" w:hAnsi="Verdana" w:cs="Arial"/>
+          <w:sz w:val="24"/>
+          <w:szCs w:val="24"/>
+          <w:lang w:eastAsia="fr-FR"/>
+        </w:rPr>
+        <w:t xml:space="preserve"> n’appartient pas</w:t>
+      </w:r>
+      <w:r>
+        <w:rPr>
+          <w:rFonts w:ascii="Verdana" w:eastAsia="Times New Roman" w:hAnsi="Verdana" w:cs="Arial"/>
+          <w:sz w:val="24"/>
+          <w:szCs w:val="24"/>
+          <w:lang w:eastAsia="fr-FR"/>
+        </w:rPr>
+        <w:t xml:space="preserve"> à la </w:t>
+      </w:r>
+      <w:r>
+        <w:rPr>
+          <w:rFonts w:ascii="Verdana" w:eastAsia="Times New Roman" w:hAnsi="Verdana" w:cs="Arial"/>
+          <w:sz w:val="24"/>
+          <w:szCs w:val="24"/>
+          <w:lang w:eastAsia="fr-FR"/>
+        </w:rPr>
+        <w:t>demi-</w:t>
+      </w:r>
+      <w:r>
+        <w:rPr>
+          <w:rFonts w:ascii="Verdana" w:eastAsia="Times New Roman" w:hAnsi="Verdana" w:cs="Arial"/>
+          <w:sz w:val="24"/>
+          <w:szCs w:val="24"/>
+          <w:lang w:eastAsia="fr-FR"/>
+        </w:rPr>
+        <w:t xml:space="preserve">droite </w:t>
+      </w:r>
+      <m:oMath>
+        <m:r>
+          <w:rPr>
+            <w:rFonts w:ascii="Cambria Math" w:eastAsia="Times New Roman" w:hAnsi="Cambria Math" w:cs="Arial"/>
+            <w:sz w:val="24"/>
+            <w:szCs w:val="24"/>
+            <w:lang w:eastAsia="fr-FR"/>
+          </w:rPr>
+          <m:t>(AB</m:t>
+        </m:r>
+        <m:r>
+          <w:rPr>
+            <w:rFonts w:ascii="Cambria Math" w:eastAsia="Times New Roman" w:hAnsi="Cambria Math" w:cs="Arial"/>
+            <w:sz w:val="24"/>
+            <w:szCs w:val="24"/>
+            <w:lang w:eastAsia="fr-FR"/>
+          </w:rPr>
+          <m:t>]</m:t>
+        </m:r>
+      </m:oMath>
+    </w:p>
+    <w:p>
+      <w:pPr>
+        <w:tabs>
+          <w:tab w:val="left" w:pos="7513"/>
+        </w:tabs>
+        <w:spacing w:after="0" w:line="240" w:lineRule="auto"/>
+        <w:rPr>
+          <w:rFonts w:ascii="Verdana" w:eastAsia="Times New Roman" w:hAnsi="Verdana" w:cs="Arial"/>
+          <w:sz w:val="24"/>
+          <w:szCs w:val="24"/>
+          <w:lang w:eastAsia="fr-FR"/>
+        </w:rPr>
+      </w:pPr>
+      <m:oMath>
+        <m:r>
+          <w:rPr>
+            <w:rFonts w:ascii="Cambria Math" w:eastAsia="Times New Roman" w:hAnsi="Cambria Math" w:cstheme="minorHAnsi"/>
+            <w:sz w:val="24"/>
+            <w:szCs w:val="24"/>
+            <w:lang w:eastAsia="fr-FR"/>
+          </w:rPr>
+          <m:t>D∉</m:t>
+        </m:r>
+        <m:r>
+          <w:rPr>
+            <w:rFonts w:ascii="Cambria Math" w:eastAsia="Times New Roman" w:hAnsi="Cambria Math" w:cstheme="minorHAnsi"/>
+            <w:sz w:val="24"/>
+            <w:szCs w:val="24"/>
+            <w:lang w:eastAsia="fr-FR"/>
+          </w:rPr>
+          <m:t>(AB)</m:t>
+        </m:r>
+      </m:oMath>
+      <w:r>
+        <w:rPr>
+          <w:rFonts w:ascii="Verdana" w:eastAsia="Times New Roman" w:hAnsi="Verdana" w:cstheme="minorHAnsi"/>
+          <w:sz w:val="24"/>
+          <w:szCs w:val="24"/>
+          <w:lang w:eastAsia="fr-FR"/>
+        </w:rPr>
+        <w:t xml:space="preserve"> </w:t>
+      </w:r>
+      <w:r>
+        <w:rPr>
+          <w:rFonts w:ascii="Arial" w:eastAsia="Times New Roman" w:hAnsi="Arial" w:cs="Arial"/>
+          <w:sz w:val="24"/>
+          <w:szCs w:val="24"/>
+          <w:lang w:eastAsia="fr-FR"/>
+        </w:rPr>
+        <w:t>→</w:t>
+      </w:r>
+      <w:r>
+        <w:rPr>
+          <w:rFonts w:ascii="Verdana" w:eastAsia="Times New Roman" w:hAnsi="Verdana" w:cs="Arial"/>
+          <w:sz w:val="24"/>
+          <w:szCs w:val="24"/>
+          <w:lang w:eastAsia="fr-FR"/>
+        </w:rPr>
+        <w:t xml:space="preserve"> </w:t>
+      </w:r>
+      <m:oMath>
+        <m:r>
+          <w:rPr>
+            <w:rFonts w:ascii="Cambria Math" w:eastAsia="Times New Roman" w:hAnsi="Cambria Math" w:cs="Arial"/>
+            <w:sz w:val="24"/>
+            <w:szCs w:val="24"/>
+            <w:lang w:eastAsia="fr-FR"/>
+          </w:rPr>
+          <m:t>C</m:t>
+        </m:r>
+      </m:oMath>
+      <w:r>
+        <w:rPr>
+          <w:rFonts w:ascii="Verdana" w:eastAsia="Times New Roman" w:hAnsi="Verdana" w:cs="Arial"/>
+          <w:sz w:val="24"/>
+          <w:szCs w:val="24"/>
+          <w:lang w:eastAsia="fr-FR"/>
+        </w:rPr>
+        <w:t xml:space="preserve"> n’appartient pas</w:t>
+      </w:r>
+      <w:r>
+        <w:rPr>
+          <w:rFonts w:ascii="Verdana" w:eastAsia="Times New Roman" w:hAnsi="Verdana" w:cs="Arial"/>
+          <w:sz w:val="24"/>
+          <w:szCs w:val="24"/>
+          <w:lang w:eastAsia="fr-FR"/>
+        </w:rPr>
+        <w:t xml:space="preserve"> à la droite </w:t>
+      </w:r>
+      <m:oMath>
+        <m:r>
+          <w:rPr>
+            <w:rFonts w:ascii="Cambria Math" w:eastAsia="Times New Roman" w:hAnsi="Cambria Math" w:cs="Arial"/>
+            <w:sz w:val="24"/>
+            <w:szCs w:val="24"/>
+            <w:lang w:eastAsia="fr-FR"/>
+          </w:rPr>
+          <m:t>(AB)</m:t>
+        </m:r>
+      </m:oMath>
+    </w:p>
+    <w:p>
+      <w:pPr>
+        <w:tabs>
+          <w:tab w:val="left" w:pos="7513"/>
+        </w:tabs>
+        <w:spacing w:after="0" w:line="240" w:lineRule="auto"/>
+        <w:rPr>
+          <w:rFonts w:ascii="Verdana" w:eastAsia="Times New Roman" w:hAnsi="Verdana" w:cs="Arial"/>
+          <w:sz w:val="24"/>
+          <w:szCs w:val="24"/>
+          <w:lang w:eastAsia="fr-FR"/>
+        </w:rPr>
+      </w:pPr>
+      <m:oMath>
+        <m:r>
+          <w:rPr>
+            <w:rFonts w:ascii="Cambria Math" w:eastAsia="Times New Roman" w:hAnsi="Cambria Math" w:cstheme="minorHAnsi"/>
+            <w:sz w:val="24"/>
+            <w:szCs w:val="24"/>
+            <w:lang w:eastAsia="fr-FR"/>
+          </w:rPr>
+          <m:t>A∉[BC]</m:t>
+        </m:r>
+      </m:oMath>
+      <w:r>
+        <w:rPr>
+          <w:rFonts w:ascii="Verdana" w:eastAsia="Times New Roman" w:hAnsi="Verdana" w:cstheme="minorHAnsi"/>
+          <w:sz w:val="24"/>
+          <w:szCs w:val="24"/>
+          <w:lang w:eastAsia="fr-FR"/>
+        </w:rPr>
+        <w:t xml:space="preserve"> </w:t>
+      </w:r>
+      <w:r>
+        <w:rPr>
+          <w:rFonts w:ascii="Arial" w:eastAsia="Times New Roman" w:hAnsi="Arial" w:cs="Arial"/>
+          <w:sz w:val="24"/>
+          <w:szCs w:val="24"/>
+          <w:lang w:eastAsia="fr-FR"/>
+        </w:rPr>
+        <w:t>→</w:t>
+      </w:r>
+      <w:r>
+        <w:rPr>
+          <w:rFonts w:ascii="Verdana" w:eastAsia="Times New Roman" w:hAnsi="Verdana" w:cs="Arial"/>
+          <w:sz w:val="24"/>
+          <w:szCs w:val="24"/>
+          <w:lang w:eastAsia="fr-FR"/>
+        </w:rPr>
+        <w:t xml:space="preserve"> </w:t>
+      </w:r>
+      <m:oMath>
+        <m:r>
+          <w:rPr>
+            <w:rFonts w:ascii="Cambria Math" w:eastAsia="Times New Roman" w:hAnsi="Cambria Math" w:cs="Arial"/>
+            <w:sz w:val="24"/>
+            <w:szCs w:val="24"/>
+            <w:lang w:eastAsia="fr-FR"/>
+          </w:rPr>
+          <m:t>C</m:t>
+        </m:r>
+      </m:oMath>
+      <w:r>
+        <w:rPr>
+          <w:rFonts w:ascii="Verdana" w:eastAsia="Times New Roman" w:hAnsi="Verdana" w:cs="Arial"/>
+          <w:sz w:val="24"/>
+          <w:szCs w:val="24"/>
+          <w:lang w:eastAsia="fr-FR"/>
+        </w:rPr>
+        <w:t xml:space="preserve"> n’appartient pas</w:t>
+      </w:r>
+      <w:r>
+        <w:rPr>
+          <w:rFonts w:ascii="Verdana" w:eastAsia="Times New Roman" w:hAnsi="Verdana" w:cs="Arial"/>
+          <w:sz w:val="24"/>
+          <w:szCs w:val="24"/>
+          <w:lang w:eastAsia="fr-FR"/>
+        </w:rPr>
+        <w:t xml:space="preserve"> </w:t>
+      </w:r>
+      <w:r>
+        <w:rPr>
+          <w:rFonts w:ascii="Verdana" w:eastAsia="Times New Roman" w:hAnsi="Verdana" w:cs="Arial"/>
+          <w:sz w:val="24"/>
+          <w:szCs w:val="24"/>
+          <w:lang w:eastAsia="fr-FR"/>
+        </w:rPr>
+        <w:t>au segment</w:t>
+      </w:r>
+      <w:r>
+        <w:rPr>
+          <w:rFonts w:ascii="Verdana" w:eastAsia="Times New Roman" w:hAnsi="Verdana" w:cs="Arial"/>
+          <w:sz w:val="24"/>
+          <w:szCs w:val="24"/>
+          <w:lang w:eastAsia="fr-FR"/>
+        </w:rPr>
+        <w:t xml:space="preserve"> </w:t>
+      </w:r>
+      <m:oMath>
+        <m:r>
+          <w:rPr>
+            <w:rFonts w:ascii="Cambria Math" w:eastAsia="Times New Roman" w:hAnsi="Cambria Math" w:cs="Arial"/>
+            <w:sz w:val="24"/>
+            <w:szCs w:val="24"/>
+            <w:lang w:eastAsia="fr-FR"/>
+          </w:rPr>
+          <m:t>[</m:t>
+        </m:r>
+        <m:r>
+          <w:rPr>
+            <w:rFonts w:ascii="Cambria Math" w:eastAsia="Times New Roman" w:hAnsi="Cambria Math" w:cs="Arial"/>
+            <w:sz w:val="24"/>
+            <w:szCs w:val="24"/>
+            <w:lang w:eastAsia="fr-FR"/>
+          </w:rPr>
+          <m:t>B</m:t>
+        </m:r>
+        <m:r>
+          <w:rPr>
+            <w:rFonts w:ascii="Cambria Math" w:eastAsia="Times New Roman" w:hAnsi="Cambria Math" w:cs="Arial"/>
+            <w:sz w:val="24"/>
+            <w:szCs w:val="24"/>
+            <w:lang w:eastAsia="fr-FR"/>
+          </w:rPr>
+          <m:t>C]</m:t>
+        </m:r>
+      </m:oMath>
+    </w:p>
+    <w:bookmarkEnd w:id="0"/>
     <w:p/>
     <w:sectPr>
       <w:footerReference w:type="default" r:id="rId31"/>

--- a/Cours/6eme/SaintExupery/Chapitre_5_1/Documents/Chapitre 5 - Partie 1 - Droites et segments (Complet).docx
+++ b/Cours/6eme/SaintExupery/Chapitre_5_1/Documents/Chapitre 5 - Partie 1 - Droites et segments (Complet).docx
@@ -570,21 +570,7 @@
                           <w:rFonts w:ascii="Cambria Math" w:eastAsia="Times New Roman" w:hAnsi="Cambria Math" w:cstheme="minorHAnsi"/>
                           <w:lang w:eastAsia="fr-FR"/>
                         </w:rPr>
-                        <w:t xml:space="preserve">est composé de </w:t>
-                      </w:r>
-                      <w:r>
-                        <w:rPr>
-                          <w:rFonts w:ascii="Cambria Math" w:eastAsia="Times New Roman" w:hAnsi="Cambria Math" w:cstheme="minorHAnsi"/>
-                          <w:lang w:eastAsia="fr-FR"/>
-                        </w:rPr>
-                        <w:t>deux points reliés</w:t>
-                      </w:r>
-                      <w:r>
-                        <w:rPr>
-                          <w:rFonts w:ascii="Cambria Math" w:eastAsia="Times New Roman" w:hAnsi="Cambria Math" w:cstheme="minorHAnsi"/>
-                          <w:lang w:eastAsia="fr-FR"/>
-                        </w:rPr>
-                        <w:t xml:space="preserve"> entre eux en ligne droite.</w:t>
+                        <w:t>est composé de deux points reliés entre eux en ligne droite.</w:t>
                       </w:r>
                     </w:p>
                   </w:txbxContent>
@@ -1925,21 +1911,7 @@
                           <w:rFonts w:ascii="Cambria Math" w:eastAsia="Times New Roman" w:hAnsi="Cambria Math" w:cstheme="minorHAnsi"/>
                           <w:lang w:eastAsia="fr-FR"/>
                         </w:rPr>
-                        <w:t xml:space="preserve">commence d'un point et se prolonge dans </w:t>
-                      </w:r>
-                      <w:r>
-                        <w:rPr>
-                          <w:rFonts w:ascii="Cambria Math" w:eastAsia="Times New Roman" w:hAnsi="Cambria Math" w:cstheme="minorHAnsi"/>
-                          <w:lang w:eastAsia="fr-FR"/>
-                        </w:rPr>
-                        <w:t>une seule direction</w:t>
-                      </w:r>
-                      <w:r>
-                        <w:rPr>
-                          <w:rFonts w:ascii="Cambria Math" w:eastAsia="Times New Roman" w:hAnsi="Cambria Math" w:cstheme="minorHAnsi"/>
-                          <w:lang w:eastAsia="fr-FR"/>
-                        </w:rPr>
-                        <w:t>.</w:t>
+                        <w:t>commence d'un point et se prolonge dans une seule direction.</w:t>
                       </w:r>
                     </w:p>
                   </w:txbxContent>
@@ -2093,7 +2065,6 @@
         </w:rPr>
         <w:t xml:space="preserve"> </w:t>
       </w:r>
-      <w:proofErr w:type="gramStart"/>
       <w:r>
         <w:rPr>
           <w:rFonts w:eastAsia="Times New Roman" w:cstheme="minorHAnsi"/>
@@ -2119,17 +2090,7 @@
           <w:szCs w:val="24"/>
           <w:lang w:eastAsia="fr-FR"/>
         </w:rPr>
-        <w:t>"</w:t>
-      </w:r>
-      <w:proofErr w:type="gramEnd"/>
-      <w:r>
-        <w:rPr>
-          <w:rFonts w:eastAsia="Times New Roman" w:cstheme="minorHAnsi"/>
-          <w:sz w:val="24"/>
-          <w:szCs w:val="24"/>
-          <w:lang w:eastAsia="fr-FR"/>
-        </w:rPr>
-        <w:t xml:space="preserve"> représente l'arrêt de la demi-droite et la parenthèse "</w:t>
+        <w:t>" représente l'arrêt de la demi-droite et la parenthèse "</w:t>
       </w:r>
       <w:r>
         <w:rPr>
@@ -2949,6 +2910,15 @@
           <w:szCs w:val="24"/>
           <w:lang w:eastAsia="fr-FR"/>
         </w:rPr>
+        <w:t xml:space="preserve">- </w:t>
+      </w:r>
+      <w:r>
+        <w:rPr>
+          <w:rFonts w:eastAsia="Times New Roman" w:cstheme="minorHAnsi"/>
+          <w:sz w:val="24"/>
+          <w:szCs w:val="24"/>
+          <w:lang w:eastAsia="fr-FR"/>
+        </w:rPr>
         <w:t xml:space="preserve">Les points </w:t>
       </w:r>
       <w:r>
@@ -2994,16 +2964,35 @@
           <w:szCs w:val="24"/>
           <w:lang w:eastAsia="fr-FR"/>
         </w:rPr>
-        <w:t>D</w:t>
-      </w:r>
-      <w:r>
-        <w:rPr>
-          <w:rFonts w:eastAsia="Times New Roman" w:cstheme="minorHAnsi"/>
-          <w:sz w:val="24"/>
-          <w:szCs w:val="24"/>
-          <w:lang w:eastAsia="fr-FR"/>
-        </w:rPr>
-        <w:t xml:space="preserve"> sont alignés. </w:t>
+        <w:t>N</w:t>
+      </w:r>
+      <w:r>
+        <w:rPr>
+          <w:rFonts w:eastAsia="Times New Roman" w:cstheme="minorHAnsi"/>
+          <w:sz w:val="24"/>
+          <w:szCs w:val="24"/>
+          <w:lang w:eastAsia="fr-FR"/>
+        </w:rPr>
+        <w:t xml:space="preserve"> sont </w:t>
+      </w:r>
+      <w:r>
+        <w:rPr>
+          <w:rFonts w:eastAsia="Times New Roman" w:cstheme="minorHAnsi"/>
+          <w:color w:val="FF0000"/>
+          <w:sz w:val="24"/>
+          <w:szCs w:val="24"/>
+          <w:lang w:eastAsia="fr-FR"/>
+        </w:rPr>
+        <w:t>alignés</w:t>
+      </w:r>
+      <w:r>
+        <w:rPr>
+          <w:rFonts w:eastAsia="Times New Roman" w:cstheme="minorHAnsi"/>
+          <w:sz w:val="24"/>
+          <w:szCs w:val="24"/>
+          <w:lang w:eastAsia="fr-FR"/>
+        </w:rPr>
+        <w:t xml:space="preserve">. </w:t>
       </w:r>
     </w:p>
     <w:p>
@@ -4110,11 +4099,7 @@
           </mc:Choice>
           <mc:Fallback>
             <w:pict>
-              <v:shapetype w14:anchorId="1BF9936D" id="_x0000_t202" coordsize="21600,21600" o:spt="202" path="m,l,21600r21600,l21600,xe">
-                <v:stroke joinstyle="miter"/>
-                <v:path gradientshapeok="t" o:connecttype="rect"/>
-              </v:shapetype>
-              <v:shape id="_x0000_s1033" type="#_x0000_t202" style="width:481.9pt;height:69.8pt;visibility:visible;mso-wrap-style:square;mso-left-percent:-10001;mso-top-percent:-10001;mso-position-horizontal:absolute;mso-position-horizontal-relative:char;mso-position-vertical:absolute;mso-position-vertical-relative:line;mso-left-percent:-10001;mso-top-percent:-10001;v-text-anchor:middle" o:gfxdata="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" strokeweight="1pt">
+              <v:shape w14:anchorId="1BF9936D" id="_x0000_s1033" type="#_x0000_t202" style="width:481.9pt;height:69.8pt;visibility:visible;mso-wrap-style:square;mso-left-percent:-10001;mso-top-percent:-10001;mso-position-horizontal:absolute;mso-position-horizontal-relative:char;mso-position-vertical:absolute;mso-position-vertical-relative:line;mso-left-percent:-10001;mso-top-percent:-10001;v-text-anchor:middle" o:gfxdata="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" strokeweight="1pt">
                 <v:stroke linestyle="thinThin"/>
                 <v:shadow on="t" color="#d8d8d8 [2732]" origin=".5,.5" offset="-1.24725mm,-1.24725mm"/>
                 <v:textbox>
@@ -4135,21 +4120,7 @@
                           <w:rFonts w:ascii="Cambria Math" w:eastAsia="Times New Roman" w:hAnsi="Cambria Math" w:cstheme="minorHAnsi"/>
                           <w:lang w:eastAsia="fr-FR"/>
                         </w:rPr>
-                        <w:t xml:space="preserve">On dit </w:t>
-                      </w:r>
-                      <w:r>
-                        <w:rPr>
-                          <w:rFonts w:ascii="Cambria Math" w:eastAsia="Times New Roman" w:hAnsi="Cambria Math" w:cstheme="minorHAnsi"/>
-                          <w:lang w:eastAsia="fr-FR"/>
-                        </w:rPr>
-                        <w:t>qu’un</w:t>
-                      </w:r>
-                      <w:r>
-                        <w:rPr>
-                          <w:rFonts w:ascii="Cambria Math" w:eastAsia="Times New Roman" w:hAnsi="Cambria Math" w:cstheme="minorHAnsi"/>
-                          <w:lang w:eastAsia="fr-FR"/>
-                        </w:rPr>
-                        <w:t xml:space="preserve"> point </w:t>
+                        <w:t xml:space="preserve">On dit qu’un point </w:t>
                       </w:r>
                       <w:r>
                         <w:rPr>
@@ -4164,21 +4135,7 @@
                           <w:rFonts w:ascii="Cambria Math" w:eastAsia="Times New Roman" w:hAnsi="Cambria Math" w:cstheme="minorHAnsi"/>
                           <w:lang w:eastAsia="fr-FR"/>
                         </w:rPr>
-                        <w:t xml:space="preserve">à une figure </w:t>
-                      </w:r>
-                      <w:r>
-                        <w:rPr>
-                          <w:rFonts w:ascii="Cambria Math" w:eastAsia="Times New Roman" w:hAnsi="Cambria Math" w:cstheme="minorHAnsi"/>
-                          <w:lang w:eastAsia="fr-FR"/>
-                        </w:rPr>
-                        <w:t>s’il</w:t>
-                      </w:r>
-                      <w:r>
-                        <w:rPr>
-                          <w:rFonts w:ascii="Cambria Math" w:eastAsia="Times New Roman" w:hAnsi="Cambria Math" w:cstheme="minorHAnsi"/>
-                          <w:lang w:eastAsia="fr-FR"/>
-                        </w:rPr>
-                        <w:t xml:space="preserve"> se trouve dessus. On utilise pour noter cela le symbole :</w:t>
+                        <w:t>à une figure s’il se trouve dessus. On utilise pour noter cela le symbole :</w:t>
                       </w:r>
                     </w:p>
                     <w:p>
@@ -4371,25 +4328,7 @@
             <w:szCs w:val="24"/>
             <w:lang w:eastAsia="fr-FR"/>
           </w:rPr>
-          <m:t>C</m:t>
-        </m:r>
-        <m:r>
-          <w:rPr>
-            <w:rFonts w:ascii="Cambria Math" w:eastAsia="Times New Roman" w:hAnsi="Cambria Math" w:cstheme="minorHAnsi"/>
-            <w:sz w:val="24"/>
-            <w:szCs w:val="24"/>
-            <w:lang w:eastAsia="fr-FR"/>
-          </w:rPr>
-          <m:t>∈</m:t>
-        </m:r>
-        <m:r>
-          <w:rPr>
-            <w:rFonts w:ascii="Cambria Math" w:eastAsia="Times New Roman" w:hAnsi="Cambria Math" w:cstheme="minorHAnsi"/>
-            <w:sz w:val="24"/>
-            <w:szCs w:val="24"/>
-            <w:lang w:eastAsia="fr-FR"/>
-          </w:rPr>
-          <m:t>(AB)</m:t>
+          <m:t>C∈(AB)</m:t>
         </m:r>
       </m:oMath>
       <w:r>
@@ -4472,25 +4411,7 @@
             <w:szCs w:val="24"/>
             <w:lang w:eastAsia="fr-FR"/>
           </w:rPr>
-          <m:t>B∈[</m:t>
-        </m:r>
-        <m:r>
-          <w:rPr>
-            <w:rFonts w:ascii="Cambria Math" w:eastAsia="Times New Roman" w:hAnsi="Cambria Math" w:cstheme="minorHAnsi"/>
-            <w:sz w:val="24"/>
-            <w:szCs w:val="24"/>
-            <w:lang w:eastAsia="fr-FR"/>
-          </w:rPr>
-          <m:t>A</m:t>
-        </m:r>
-        <m:r>
-          <w:rPr>
-            <w:rFonts w:ascii="Cambria Math" w:eastAsia="Times New Roman" w:hAnsi="Cambria Math" w:cstheme="minorHAnsi"/>
-            <w:sz w:val="24"/>
-            <w:szCs w:val="24"/>
-            <w:lang w:eastAsia="fr-FR"/>
-          </w:rPr>
-          <m:t>C]</m:t>
+          <m:t>B∈[AC]</m:t>
         </m:r>
       </m:oMath>
       <w:r>
@@ -4538,25 +4459,7 @@
           <w:szCs w:val="24"/>
           <w:lang w:eastAsia="fr-FR"/>
         </w:rPr>
-        <w:t xml:space="preserve"> appartient</w:t>
-      </w:r>
-      <w:r>
-        <w:rPr>
-          <w:rFonts w:ascii="Verdana" w:eastAsia="Times New Roman" w:hAnsi="Verdana" w:cs="Arial"/>
-          <w:sz w:val="24"/>
-          <w:szCs w:val="24"/>
-          <w:lang w:eastAsia="fr-FR"/>
-        </w:rPr>
-        <w:t xml:space="preserve"> </w:t>
-      </w:r>
-      <w:r>
-        <w:rPr>
-          <w:rFonts w:ascii="Verdana" w:eastAsia="Times New Roman" w:hAnsi="Verdana" w:cs="Arial"/>
-          <w:sz w:val="24"/>
-          <w:szCs w:val="24"/>
-          <w:lang w:eastAsia="fr-FR"/>
-        </w:rPr>
-        <w:t>au segment</w:t>
+        <w:t xml:space="preserve"> appartient au segment</w:t>
       </w:r>
       <m:oMath>
         <m:r>
@@ -4566,25 +4469,7 @@
             <w:szCs w:val="24"/>
             <w:lang w:eastAsia="fr-FR"/>
           </w:rPr>
-          <m:t>[</m:t>
-        </m:r>
-        <m:r>
-          <w:rPr>
-            <w:rFonts w:ascii="Cambria Math" w:eastAsia="Times New Roman" w:hAnsi="Cambria Math" w:cs="Arial"/>
-            <w:sz w:val="24"/>
-            <w:szCs w:val="24"/>
-            <w:lang w:eastAsia="fr-FR"/>
-          </w:rPr>
-          <m:t>A</m:t>
-        </m:r>
-        <m:r>
-          <w:rPr>
-            <w:rFonts w:ascii="Cambria Math" w:eastAsia="Times New Roman" w:hAnsi="Cambria Math" w:cs="Arial"/>
-            <w:sz w:val="24"/>
-            <w:szCs w:val="24"/>
-            <w:lang w:eastAsia="fr-FR"/>
-          </w:rPr>
-          <m:t>C]</m:t>
+          <m:t>[AC]</m:t>
         </m:r>
       </m:oMath>
     </w:p>
@@ -4609,25 +4494,7 @@
             <w:szCs w:val="24"/>
             <w:lang w:eastAsia="fr-FR"/>
           </w:rPr>
-          <m:t>C∉</m:t>
-        </m:r>
-        <m:r>
-          <w:rPr>
-            <w:rFonts w:ascii="Cambria Math" w:eastAsia="Times New Roman" w:hAnsi="Cambria Math" w:cstheme="minorHAnsi"/>
-            <w:sz w:val="24"/>
-            <w:szCs w:val="24"/>
-            <w:lang w:eastAsia="fr-FR"/>
-          </w:rPr>
-          <m:t>(AB</m:t>
-        </m:r>
-        <m:r>
-          <w:rPr>
-            <w:rFonts w:ascii="Cambria Math" w:eastAsia="Times New Roman" w:hAnsi="Cambria Math" w:cstheme="minorHAnsi"/>
-            <w:sz w:val="24"/>
-            <w:szCs w:val="24"/>
-            <w:lang w:eastAsia="fr-FR"/>
-          </w:rPr>
-          <m:t>]</m:t>
+          <m:t>C∉(AB]</m:t>
         </m:r>
       </m:oMath>
       <w:r>
@@ -4675,34 +4542,7 @@
           <w:szCs w:val="24"/>
           <w:lang w:eastAsia="fr-FR"/>
         </w:rPr>
-        <w:t xml:space="preserve"> n’appartient pas</w:t>
-      </w:r>
-      <w:r>
-        <w:rPr>
-          <w:rFonts w:ascii="Verdana" w:eastAsia="Times New Roman" w:hAnsi="Verdana" w:cs="Arial"/>
-          <w:sz w:val="24"/>
-          <w:szCs w:val="24"/>
-          <w:lang w:eastAsia="fr-FR"/>
-        </w:rPr>
-        <w:t xml:space="preserve"> à la </w:t>
-      </w:r>
-      <w:r>
-        <w:rPr>
-          <w:rFonts w:ascii="Verdana" w:eastAsia="Times New Roman" w:hAnsi="Verdana" w:cs="Arial"/>
-          <w:sz w:val="24"/>
-          <w:szCs w:val="24"/>
-          <w:lang w:eastAsia="fr-FR"/>
-        </w:rPr>
-        <w:t>demi-</w:t>
-      </w:r>
-      <w:r>
-        <w:rPr>
-          <w:rFonts w:ascii="Verdana" w:eastAsia="Times New Roman" w:hAnsi="Verdana" w:cs="Arial"/>
-          <w:sz w:val="24"/>
-          <w:szCs w:val="24"/>
-          <w:lang w:eastAsia="fr-FR"/>
-        </w:rPr>
-        <w:t xml:space="preserve">droite </w:t>
+        <w:t xml:space="preserve"> n’appartient pas à la demi-droite </w:t>
       </w:r>
       <m:oMath>
         <m:r>
@@ -4712,16 +4552,7 @@
             <w:szCs w:val="24"/>
             <w:lang w:eastAsia="fr-FR"/>
           </w:rPr>
-          <m:t>(AB</m:t>
-        </m:r>
-        <m:r>
-          <w:rPr>
-            <w:rFonts w:ascii="Cambria Math" w:eastAsia="Times New Roman" w:hAnsi="Cambria Math" w:cs="Arial"/>
-            <w:sz w:val="24"/>
-            <w:szCs w:val="24"/>
-            <w:lang w:eastAsia="fr-FR"/>
-          </w:rPr>
-          <m:t>]</m:t>
+          <m:t>(AB]</m:t>
         </m:r>
       </m:oMath>
     </w:p>
@@ -4746,16 +4577,7 @@
             <w:szCs w:val="24"/>
             <w:lang w:eastAsia="fr-FR"/>
           </w:rPr>
-          <m:t>D∉</m:t>
-        </m:r>
-        <m:r>
-          <w:rPr>
-            <w:rFonts w:ascii="Cambria Math" w:eastAsia="Times New Roman" w:hAnsi="Cambria Math" w:cstheme="minorHAnsi"/>
-            <w:sz w:val="24"/>
-            <w:szCs w:val="24"/>
-            <w:lang w:eastAsia="fr-FR"/>
-          </w:rPr>
-          <m:t>(AB)</m:t>
+          <m:t>D∉(AB)</m:t>
         </m:r>
       </m:oMath>
       <w:r>
@@ -4803,16 +4625,7 @@
           <w:szCs w:val="24"/>
           <w:lang w:eastAsia="fr-FR"/>
         </w:rPr>
-        <w:t xml:space="preserve"> n’appartient pas</w:t>
-      </w:r>
-      <w:r>
-        <w:rPr>
-          <w:rFonts w:ascii="Verdana" w:eastAsia="Times New Roman" w:hAnsi="Verdana" w:cs="Arial"/>
-          <w:sz w:val="24"/>
-          <w:szCs w:val="24"/>
-          <w:lang w:eastAsia="fr-FR"/>
-        </w:rPr>
-        <w:t xml:space="preserve"> à la droite </w:t>
+        <w:t xml:space="preserve"> n’appartient pas à la droite </w:t>
       </w:r>
       <m:oMath>
         <m:r>
@@ -4895,34 +4708,7 @@
           <w:szCs w:val="24"/>
           <w:lang w:eastAsia="fr-FR"/>
         </w:rPr>
-        <w:t xml:space="preserve"> n’appartient pas</w:t>
-      </w:r>
-      <w:r>
-        <w:rPr>
-          <w:rFonts w:ascii="Verdana" w:eastAsia="Times New Roman" w:hAnsi="Verdana" w:cs="Arial"/>
-          <w:sz w:val="24"/>
-          <w:szCs w:val="24"/>
-          <w:lang w:eastAsia="fr-FR"/>
-        </w:rPr>
-        <w:t xml:space="preserve"> </w:t>
-      </w:r>
-      <w:r>
-        <w:rPr>
-          <w:rFonts w:ascii="Verdana" w:eastAsia="Times New Roman" w:hAnsi="Verdana" w:cs="Arial"/>
-          <w:sz w:val="24"/>
-          <w:szCs w:val="24"/>
-          <w:lang w:eastAsia="fr-FR"/>
-        </w:rPr>
-        <w:t>au segment</w:t>
-      </w:r>
-      <w:r>
-        <w:rPr>
-          <w:rFonts w:ascii="Verdana" w:eastAsia="Times New Roman" w:hAnsi="Verdana" w:cs="Arial"/>
-          <w:sz w:val="24"/>
-          <w:szCs w:val="24"/>
-          <w:lang w:eastAsia="fr-FR"/>
-        </w:rPr>
-        <w:t xml:space="preserve"> </w:t>
+        <w:t xml:space="preserve"> n’appartient pas au segment </w:t>
       </w:r>
       <m:oMath>
         <m:r>
@@ -4932,25 +4718,7 @@
             <w:szCs w:val="24"/>
             <w:lang w:eastAsia="fr-FR"/>
           </w:rPr>
-          <m:t>[</m:t>
-        </m:r>
-        <m:r>
-          <w:rPr>
-            <w:rFonts w:ascii="Cambria Math" w:eastAsia="Times New Roman" w:hAnsi="Cambria Math" w:cs="Arial"/>
-            <w:sz w:val="24"/>
-            <w:szCs w:val="24"/>
-            <w:lang w:eastAsia="fr-FR"/>
-          </w:rPr>
-          <m:t>B</m:t>
-        </m:r>
-        <m:r>
-          <w:rPr>
-            <w:rFonts w:ascii="Cambria Math" w:eastAsia="Times New Roman" w:hAnsi="Cambria Math" w:cs="Arial"/>
-            <w:sz w:val="24"/>
-            <w:szCs w:val="24"/>
-            <w:lang w:eastAsia="fr-FR"/>
-          </w:rPr>
-          <m:t>C]</m:t>
+          <m:t>[BC]</m:t>
         </m:r>
       </m:oMath>
     </w:p>
@@ -5130,7 +4898,7 @@
         </mc:Choice>
         <mc:Fallback>
           <w:pict>
-            <v:rect w14:anchorId="314B777F" id="Rectangle 3" o:spid="_x0000_s1033" style="position:absolute;margin-left:-16.85pt;margin-top:603.8pt;width:40.9pt;height:171.9pt;z-index:251661312;visibility:visible;mso-wrap-style:square;mso-width-percent:0;mso-height-percent:0;mso-wrap-distance-left:9pt;mso-wrap-distance-top:0;mso-wrap-distance-right:9pt;mso-wrap-distance-bottom:0;mso-position-horizontal:absolute;mso-position-horizontal-relative:right-margin-area;mso-position-vertical:absolute;mso-position-vertical-relative:margin;mso-width-percent:0;mso-height-percent:0;mso-width-relative:page;mso-height-relative:page;v-text-anchor:middle" o:gfxdata="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" o:allowincell="f" filled="f" stroked="f">
+            <v:rect w14:anchorId="314B777F" id="Rectangle 3" o:spid="_x0000_s1034" style="position:absolute;margin-left:-16.85pt;margin-top:603.8pt;width:40.9pt;height:171.9pt;z-index:251661312;visibility:visible;mso-wrap-style:square;mso-width-percent:0;mso-height-percent:0;mso-wrap-distance-left:9pt;mso-wrap-distance-top:0;mso-wrap-distance-right:9pt;mso-wrap-distance-bottom:0;mso-position-horizontal:absolute;mso-position-horizontal-relative:right-margin-area;mso-position-vertical:absolute;mso-position-vertical-relative:margin;mso-width-percent:0;mso-height-percent:0;mso-width-relative:page;mso-height-relative:page;v-text-anchor:middle" o:gfxdata="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" o:allowincell="f" filled="f" stroked="f">
               <v:textbox style="layout-flow:vertical;mso-layout-flow-alt:bottom-to-top;mso-fit-shape-to-text:t">
                 <w:txbxContent>
                   <w:p>
@@ -5330,7 +5098,7 @@
         </mc:Choice>
         <mc:Fallback>
           <w:pict>
-            <v:rect w14:anchorId="0C34BFD5" id="_x0000_s1034" style="position:absolute;margin-left:-17.35pt;margin-top:536.5pt;width:40.9pt;height:171.9pt;z-index:251659264;visibility:visible;mso-wrap-style:square;mso-width-percent:0;mso-height-percent:0;mso-wrap-distance-left:9pt;mso-wrap-distance-top:0;mso-wrap-distance-right:9pt;mso-wrap-distance-bottom:0;mso-position-horizontal:absolute;mso-position-horizontal-relative:right-margin-area;mso-position-vertical:absolute;mso-position-vertical-relative:margin;mso-width-percent:0;mso-height-percent:0;mso-width-relative:page;mso-height-relative:page;v-text-anchor:middle" o:gfxdata="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" o:allowincell="f" filled="f" stroked="f">
+            <v:rect w14:anchorId="0C34BFD5" id="_x0000_s1035" style="position:absolute;margin-left:-17.35pt;margin-top:536.5pt;width:40.9pt;height:171.9pt;z-index:251659264;visibility:visible;mso-wrap-style:square;mso-width-percent:0;mso-height-percent:0;mso-wrap-distance-left:9pt;mso-wrap-distance-top:0;mso-wrap-distance-right:9pt;mso-wrap-distance-bottom:0;mso-position-horizontal:absolute;mso-position-horizontal-relative:right-margin-area;mso-position-vertical:absolute;mso-position-vertical-relative:margin;mso-width-percent:0;mso-height-percent:0;mso-width-relative:page;mso-height-relative:page;v-text-anchor:middle" o:gfxdata="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" o:allowincell="f" filled="f" stroked="f">
               <v:textbox style="layout-flow:vertical;mso-layout-flow-alt:bottom-to-top;mso-fit-shape-to-text:t">
                 <w:txbxContent>
                   <w:p>
